--- a/src/assets/curriculum-vitae/Curriculum Vitae - Pedro Miguel.docx
+++ b/src/assets/curriculum-vitae/Curriculum Vitae - Pedro Miguel.docx
@@ -510,7 +510,7 @@
         <w:t>OBJETIVO</w:t>
       </w:r>
     </w:p>
-    <w:p xmlns:wp14="http://schemas.microsoft.com/office/word/2010/wordml" wp14:textId="43E06F94">
+    <w:p xmlns:wp14="http://schemas.microsoft.com/office/word/2010/wordml" wp14:textId="360649BD">
       <w:pPr>
         <w:pStyle w:val="BodyText"/>
         <w:spacing w:before="28" w:after="0"/>
@@ -609,7 +609,28 @@
           <w:rFonts w:ascii="Arial" w:hAnsi="Arial"/>
           <w:spacing w:val="-2"/>
         </w:rPr>
-        <w:t xml:space="preserve"> com foco em Back-end</w:t>
+        <w:t xml:space="preserve"> com foco em </w:t>
+      </w:r>
+      <w:r>
+        <w:rPr>
+          <w:rFonts w:ascii="Arial" w:hAnsi="Arial"/>
+          <w:spacing w:val="-2"/>
+        </w:rPr>
+        <w:t xml:space="preserve">Back</w:t>
+      </w:r>
+      <w:r>
+        <w:rPr>
+          <w:rFonts w:ascii="Arial" w:hAnsi="Arial"/>
+          <w:spacing w:val="-2"/>
+        </w:rPr>
+        <w:t xml:space="preserve">-</w:t>
+      </w:r>
+      <w:r>
+        <w:rPr>
+          <w:rFonts w:ascii="Arial" w:hAnsi="Arial"/>
+          <w:spacing w:val="-2"/>
+        </w:rPr>
+        <w:t xml:space="preserve">stack</w:t>
       </w:r>
     </w:p>
     <w:p xmlns:wp14="http://schemas.microsoft.com/office/word/2010/wordml" wp14:textId="77777777">
@@ -764,7 +785,7 @@
         <w:t>Atual</w:t>
       </w:r>
     </w:p>
-    <w:p xmlns:wp14="http://schemas.microsoft.com/office/word/2010/wordml" wp14:textId="12F65921">
+    <w:p xmlns:wp14="http://schemas.microsoft.com/office/word/2010/wordml" wp14:textId="58A7D95C">
       <w:pPr>
         <w:pStyle w:val="ListParagraph"/>
         <w:numPr>
@@ -830,23 +851,15 @@
           <w:sz w:val="20"/>
           <w:szCs w:val="20"/>
         </w:rPr>
-        <w:t xml:space="preserve">bem como ter </w:t>
-      </w:r>
-      <w:r>
-        <w:rPr>
-          <w:rFonts w:ascii="Arial" w:hAnsi="Arial"/>
-          <w:sz w:val="20"/>
-          <w:szCs w:val="20"/>
-        </w:rPr>
-        <w:t>realiza</w:t>
-      </w:r>
-      <w:r>
-        <w:rPr>
-          <w:rFonts w:ascii="Arial" w:hAnsi="Arial"/>
-          <w:sz w:val="20"/>
-          <w:szCs w:val="20"/>
-        </w:rPr>
-        <w:t>do</w:t>
+        <w:t xml:space="preserve">bem como</w:t>
+      </w:r>
+      <w:r>
+        <w:rPr>
+          <w:rFonts w:ascii="Arial" w:hAnsi="Arial"/>
+          <w:sz w:val="20"/>
+          <w:szCs w:val="20"/>
+        </w:rPr>
+        <w:t xml:space="preserve"> realizei </w:t>
       </w:r>
       <w:r>
         <w:rPr>
@@ -855,15 +868,6 @@
           <w:sz w:val="20"/>
           <w:szCs w:val="20"/>
         </w:rPr>
-        <w:t xml:space="preserve"> </w:t>
-      </w:r>
-      <w:r>
-        <w:rPr>
-          <w:rFonts w:ascii="Arial" w:hAnsi="Arial"/>
-          <w:spacing w:val="-5"/>
-          <w:sz w:val="20"/>
-          <w:szCs w:val="20"/>
-        </w:rPr>
         <w:t xml:space="preserve">mais de 5 </w:t>
       </w:r>
       <w:r>
@@ -908,15 +912,6 @@
           <w:szCs w:val="20"/>
         </w:rPr>
         <w:t xml:space="preserve">conduzi</w:t>
-      </w:r>
-      <w:r>
-        <w:rPr>
-          <w:rFonts w:ascii="Arial" w:hAnsi="Arial"/>
-          <w:spacing w:val="-3"/>
-          <w:sz w:val="20"/>
-          <w:szCs w:val="20"/>
-        </w:rPr>
-        <w:t xml:space="preserve">do</w:t>
       </w:r>
       <w:r>
         <w:rPr>

--- a/src/assets/curriculum-vitae/Curriculum Vitae - Pedro Miguel.docx
+++ b/src/assets/curriculum-vitae/Curriculum Vitae - Pedro Miguel.docx
@@ -217,7 +217,7 @@
         </w:rPr>
         <w:t xml:space="preserve"> </w:t>
       </w:r>
-      <w:hyperlink r:id="Rcf16d6730c294dec">
+      <w:hyperlink r:id="R6da5f6818c534a1f">
         <w:r>
           <w:rPr>
             <w:rFonts w:ascii="Arial" w:hAnsi="Arial"/>
@@ -472,6 +472,7 @@
     <w:p xmlns:wp14="http://schemas.microsoft.com/office/word/2010/wordml" wp14:textId="77777777">
       <w:pPr>
         <w:pStyle w:val="BodyText"/>
+        <w:jc w:val="left"/>
         <w:rPr>
           <w:rFonts w:ascii="Arial" w:hAnsi="Arial"/>
           <w:b w:val="1"/>
@@ -485,6 +486,7 @@
       <w:pPr>
         <w:pStyle w:val="BodyText"/>
         <w:spacing w:before="77" w:after="0"/>
+        <w:jc w:val="left"/>
         <w:rPr>
           <w:rFonts w:ascii="Arial" w:hAnsi="Arial"/>
           <w:b w:val="1"/>
@@ -498,6 +500,7 @@
       <w:pPr>
         <w:pStyle w:val="Heading1"/>
         <w:ind w:left="109" w:right="0"/>
+        <w:jc w:val="left"/>
         <w:rPr>
           <w:rFonts w:ascii="Arial" w:hAnsi="Arial"/>
         </w:rPr>
@@ -515,6 +518,7 @@
         <w:pStyle w:val="BodyText"/>
         <w:spacing w:before="28" w:after="0"/>
         <w:ind w:left="839" w:right="0"/>
+        <w:jc w:val="left"/>
         <w:rPr>
           <w:rFonts w:ascii="Arial" w:hAnsi="Arial"/>
         </w:rPr>
@@ -636,6 +640,7 @@
     <w:p xmlns:wp14="http://schemas.microsoft.com/office/word/2010/wordml" wp14:textId="77777777">
       <w:pPr>
         <w:pStyle w:val="BodyText"/>
+        <w:jc w:val="left"/>
         <w:rPr>
           <w:rFonts w:ascii="Arial" w:hAnsi="Arial"/>
         </w:rPr>
@@ -644,6 +649,7 @@
     <w:p xmlns:wp14="http://schemas.microsoft.com/office/word/2010/wordml" wp14:textId="77777777">
       <w:pPr>
         <w:pStyle w:val="BodyText"/>
+        <w:jc w:val="left"/>
         <w:rPr>
           <w:rFonts w:ascii="Arial" w:hAnsi="Arial"/>
         </w:rPr>
@@ -653,6 +659,7 @@
       <w:pPr>
         <w:pStyle w:val="BodyText"/>
         <w:spacing w:before="14" w:after="0"/>
+        <w:jc w:val="left"/>
         <w:rPr>
           <w:rFonts w:ascii="Arial" w:hAnsi="Arial"/>
         </w:rPr>
@@ -661,6 +668,7 @@
     <w:p xmlns:wp14="http://schemas.microsoft.com/office/word/2010/wordml" wp14:textId="77777777">
       <w:pPr>
         <w:pStyle w:val="Heading1"/>
+        <w:jc w:val="left"/>
         <w:rPr>
           <w:rFonts w:ascii="Arial" w:hAnsi="Arial"/>
         </w:rPr>
@@ -682,14 +690,16 @@
         </w:tabs>
         <w:spacing w:before="212" w:after="0"/>
         <w:ind w:left="253" w:right="0"/>
-        <w:rPr>
-          <w:rFonts w:ascii="Arial" w:hAnsi="Arial"/>
-        </w:rPr>
-      </w:pPr>
-      <w:r>
-        <w:rPr>
-          <w:rFonts w:ascii="Arial" w:hAnsi="Arial"/>
-          <w:b/>
+        <w:jc w:val="left"/>
+        <w:rPr>
+          <w:rFonts w:ascii="Arial" w:hAnsi="Arial"/>
+        </w:rPr>
+      </w:pPr>
+      <w:r>
+        <w:rPr>
+          <w:rFonts w:ascii="Arial" w:hAnsi="Arial"/>
+          <w:b w:val="1"/>
+          <w:bCs w:val="1"/>
         </w:rPr>
         <w:t>Cargo</w:t>
       </w:r>
@@ -1086,6 +1096,7 @@
         </w:tabs>
         <w:spacing w:before="1" w:after="0" w:line="243" w:lineRule="exact"/>
         <w:ind w:left="315" w:right="0"/>
+        <w:jc w:val="left"/>
         <w:rPr>
           <w:rFonts w:ascii="Arial" w:hAnsi="Arial"/>
         </w:rPr>
@@ -1561,6 +1572,7 @@
     <w:p xmlns:wp14="http://schemas.microsoft.com/office/word/2010/wordml" wp14:textId="77777777">
       <w:pPr>
         <w:pStyle w:val="BodyText"/>
+        <w:jc w:val="left"/>
         <w:rPr>
           <w:rFonts w:ascii="Arial" w:hAnsi="Arial"/>
         </w:rPr>
@@ -1569,6 +1581,7 @@
     <w:p xmlns:wp14="http://schemas.microsoft.com/office/word/2010/wordml" wp14:textId="77777777">
       <w:pPr>
         <w:pStyle w:val="BodyText"/>
+        <w:jc w:val="left"/>
         <w:rPr>
           <w:rFonts w:ascii="Arial" w:hAnsi="Arial"/>
         </w:rPr>
@@ -1578,6 +1591,7 @@
       <w:pPr>
         <w:pStyle w:val="BodyText"/>
         <w:spacing w:before="5" w:after="0"/>
+        <w:jc w:val="left"/>
         <w:rPr>
           <w:rFonts w:ascii="Arial" w:hAnsi="Arial"/>
         </w:rPr>
@@ -1586,6 +1600,7 @@
     <w:p xmlns:wp14="http://schemas.microsoft.com/office/word/2010/wordml" wp14:textId="77777777">
       <w:pPr>
         <w:pStyle w:val="Heading1"/>
+        <w:jc w:val="left"/>
         <w:rPr>
           <w:rFonts w:ascii="Arial" w:hAnsi="Arial"/>
         </w:rPr>
@@ -1603,6 +1618,7 @@
         <w:pStyle w:val="BodyText"/>
         <w:spacing w:before="80" w:after="0" w:line="264" w:lineRule="auto"/>
         <w:ind w:left="839" w:right="0"/>
+        <w:jc w:val="left"/>
         <w:rPr>
           <w:rFonts w:ascii="Arial" w:hAnsi="Arial"/>
         </w:rPr>
@@ -1734,6 +1750,7 @@
     <w:p xmlns:wp14="http://schemas.microsoft.com/office/word/2010/wordml" wp14:textId="77777777">
       <w:pPr>
         <w:pStyle w:val="BodyText"/>
+        <w:jc w:val="left"/>
         <w:rPr>
           <w:rFonts w:ascii="Arial" w:hAnsi="Arial"/>
         </w:rPr>
@@ -1742,6 +1759,7 @@
     <w:p xmlns:wp14="http://schemas.microsoft.com/office/word/2010/wordml" wp14:textId="77777777">
       <w:pPr>
         <w:pStyle w:val="BodyText"/>
+        <w:jc w:val="left"/>
         <w:rPr>
           <w:rFonts w:ascii="Arial" w:hAnsi="Arial"/>
         </w:rPr>
@@ -1751,6 +1769,7 @@
       <w:pPr>
         <w:pStyle w:val="BodyText"/>
         <w:spacing w:before="21" w:after="0"/>
+        <w:jc w:val="left"/>
         <w:rPr>
           <w:rFonts w:ascii="Arial" w:hAnsi="Arial"/>
         </w:rPr>
@@ -1759,6 +1778,7 @@
     <w:p xmlns:wp14="http://schemas.microsoft.com/office/word/2010/wordml" wp14:textId="77777777">
       <w:pPr>
         <w:pStyle w:val="Heading1"/>
+        <w:jc w:val="left"/>
         <w:rPr>
           <w:rFonts w:ascii="Arial" w:hAnsi="Arial"/>
         </w:rPr>
@@ -1776,15 +1796,46 @@
         <w:pStyle w:val="BodyText"/>
         <w:spacing w:before="19" w:after="0" w:line="259" w:lineRule="auto"/>
         <w:ind w:left="830" w:right="1509"/>
-        <w:rPr>
-          <w:rFonts w:ascii="Arial" w:hAnsi="Arial"/>
-        </w:rPr>
-      </w:pPr>
-      <w:r>
-        <w:rPr>
-          <w:rFonts w:ascii="Arial" w:hAnsi="Arial"/>
-        </w:rPr>
-        <w:t>Back-end com Java e Spring Boot – Bootcamp Claro e DIO (2024)</w:t>
+        <w:jc w:val="left"/>
+        <w:rPr>
+          <w:rFonts w:ascii="Arial" w:hAnsi="Arial"/>
+        </w:rPr>
+      </w:pPr>
+      <w:r>
+        <w:rPr>
+          <w:rFonts w:ascii="Arial" w:hAnsi="Arial"/>
+        </w:rPr>
+        <w:t>Back-end</w:t>
+      </w:r>
+      <w:r>
+        <w:rPr>
+          <w:rFonts w:ascii="Arial" w:hAnsi="Arial"/>
+        </w:rPr>
+        <w:t xml:space="preserve"> com Java e Spring </w:t>
+      </w:r>
+      <w:r>
+        <w:rPr>
+          <w:rFonts w:ascii="Arial" w:hAnsi="Arial"/>
+        </w:rPr>
+        <w:t>Boot</w:t>
+      </w:r>
+      <w:r>
+        <w:rPr>
+          <w:rFonts w:ascii="Arial" w:hAnsi="Arial"/>
+        </w:rPr>
+        <w:t xml:space="preserve"> – </w:t>
+      </w:r>
+      <w:r>
+        <w:rPr>
+          <w:rFonts w:ascii="Arial" w:hAnsi="Arial"/>
+        </w:rPr>
+        <w:t>Bootcamp</w:t>
+      </w:r>
+      <w:r>
+        <w:rPr>
+          <w:rFonts w:ascii="Arial" w:hAnsi="Arial"/>
+        </w:rPr>
+        <w:t xml:space="preserve"> Claro e DIO (2024)</w:t>
       </w:r>
     </w:p>
     <w:p xmlns:wp14="http://schemas.microsoft.com/office/word/2010/wordml" wp14:textId="77777777">
@@ -1792,15 +1843,40 @@
         <w:pStyle w:val="BodyText"/>
         <w:spacing w:before="19" w:after="0" w:line="259" w:lineRule="auto"/>
         <w:ind w:left="830" w:right="1509"/>
-        <w:rPr>
-          <w:rFonts w:ascii="Arial" w:hAnsi="Arial"/>
-        </w:rPr>
-      </w:pPr>
-      <w:r>
-        <w:rPr>
-          <w:rFonts w:ascii="Arial" w:hAnsi="Arial"/>
-        </w:rPr>
-        <w:t>Bancos de Dados Relacionais com PostgreSQL – Bootcamp Claro e DIO (2024)</w:t>
+        <w:jc w:val="left"/>
+        <w:rPr>
+          <w:rFonts w:ascii="Arial" w:hAnsi="Arial"/>
+        </w:rPr>
+      </w:pPr>
+      <w:r>
+        <w:rPr>
+          <w:rFonts w:ascii="Arial" w:hAnsi="Arial"/>
+        </w:rPr>
+        <w:t xml:space="preserve">Bancos de Dados Relacionais com </w:t>
+      </w:r>
+      <w:r>
+        <w:rPr>
+          <w:rFonts w:ascii="Arial" w:hAnsi="Arial"/>
+        </w:rPr>
+        <w:t>PostgreSQL</w:t>
+      </w:r>
+      <w:r>
+        <w:rPr>
+          <w:rFonts w:ascii="Arial" w:hAnsi="Arial"/>
+        </w:rPr>
+        <w:t xml:space="preserve"> – </w:t>
+      </w:r>
+      <w:r>
+        <w:rPr>
+          <w:rFonts w:ascii="Arial" w:hAnsi="Arial"/>
+        </w:rPr>
+        <w:t>Bootcamp</w:t>
+      </w:r>
+      <w:r>
+        <w:rPr>
+          <w:rFonts w:ascii="Arial" w:hAnsi="Arial"/>
+        </w:rPr>
+        <w:t xml:space="preserve"> Claro e DIO (2024)</w:t>
       </w:r>
     </w:p>
     <w:p xmlns:wp14="http://schemas.microsoft.com/office/word/2010/wordml" wp14:textId="77777777">
@@ -1808,15 +1884,34 @@
         <w:pStyle w:val="BodyText"/>
         <w:spacing w:before="19" w:after="0" w:line="259" w:lineRule="auto"/>
         <w:ind w:left="830" w:right="1509"/>
-        <w:rPr>
-          <w:rFonts w:ascii="Arial" w:hAnsi="Arial"/>
-        </w:rPr>
-      </w:pPr>
-      <w:r>
-        <w:rPr>
-          <w:rFonts w:ascii="Arial" w:hAnsi="Arial"/>
-        </w:rPr>
-        <w:t>Versionamento de Código com Git e GitHub – OneBitCode</w:t>
+        <w:jc w:val="left"/>
+        <w:rPr>
+          <w:rFonts w:ascii="Arial" w:hAnsi="Arial"/>
+        </w:rPr>
+      </w:pPr>
+      <w:r>
+        <w:rPr>
+          <w:rFonts w:ascii="Arial" w:hAnsi="Arial"/>
+        </w:rPr>
+        <w:t xml:space="preserve">Versionamento de Código com </w:t>
+      </w:r>
+      <w:r>
+        <w:rPr>
+          <w:rFonts w:ascii="Arial" w:hAnsi="Arial"/>
+        </w:rPr>
+        <w:t>Git</w:t>
+      </w:r>
+      <w:r>
+        <w:rPr>
+          <w:rFonts w:ascii="Arial" w:hAnsi="Arial"/>
+        </w:rPr>
+        <w:t xml:space="preserve"> e GitHub – </w:t>
+      </w:r>
+      <w:r>
+        <w:rPr>
+          <w:rFonts w:ascii="Arial" w:hAnsi="Arial"/>
+        </w:rPr>
+        <w:t>OneBitCode</w:t>
       </w:r>
     </w:p>
     <w:p xmlns:wp14="http://schemas.microsoft.com/office/word/2010/wordml" wp14:textId="77777777">
@@ -1824,15 +1919,52 @@
         <w:pStyle w:val="BodyText"/>
         <w:spacing w:before="19" w:after="0" w:line="259" w:lineRule="auto"/>
         <w:ind w:left="830" w:right="1509"/>
-        <w:rPr>
-          <w:rFonts w:ascii="Arial" w:hAnsi="Arial"/>
-        </w:rPr>
-      </w:pPr>
-      <w:r>
-        <w:rPr>
-          <w:rFonts w:ascii="Arial" w:hAnsi="Arial"/>
-        </w:rPr>
-        <w:t>Fundamentos do React – Trilha Front-end OneBitCode (2023)</w:t>
+        <w:jc w:val="left"/>
+        <w:rPr>
+          <w:rFonts w:ascii="Arial" w:hAnsi="Arial"/>
+        </w:rPr>
+      </w:pPr>
+      <w:r>
+        <w:rPr>
+          <w:rFonts w:ascii="Arial" w:hAnsi="Arial"/>
+        </w:rPr>
+        <w:t xml:space="preserve">Fundamentos do </w:t>
+      </w:r>
+      <w:r>
+        <w:rPr>
+          <w:rFonts w:ascii="Arial" w:hAnsi="Arial"/>
+        </w:rPr>
+        <w:t>React</w:t>
+      </w:r>
+      <w:r>
+        <w:rPr>
+          <w:rFonts w:ascii="Arial" w:hAnsi="Arial"/>
+        </w:rPr>
+        <w:t xml:space="preserve"> – Trilha </w:t>
+      </w:r>
+      <w:r>
+        <w:rPr>
+          <w:rFonts w:ascii="Arial" w:hAnsi="Arial"/>
+        </w:rPr>
+        <w:t>Front-end</w:t>
+      </w:r>
+      <w:r>
+        <w:rPr>
+          <w:rFonts w:ascii="Arial" w:hAnsi="Arial"/>
+        </w:rPr>
+        <w:t xml:space="preserve"> </w:t>
+      </w:r>
+      <w:r>
+        <w:rPr>
+          <w:rFonts w:ascii="Arial" w:hAnsi="Arial"/>
+        </w:rPr>
+        <w:t>OneBitCode</w:t>
+      </w:r>
+      <w:r>
+        <w:rPr>
+          <w:rFonts w:ascii="Arial" w:hAnsi="Arial"/>
+        </w:rPr>
+        <w:t xml:space="preserve"> (2023)</w:t>
       </w:r>
     </w:p>
     <w:p xmlns:wp14="http://schemas.microsoft.com/office/word/2010/wordml" wp14:textId="77777777">
@@ -1840,15 +1972,28 @@
         <w:pStyle w:val="BodyText"/>
         <w:spacing w:before="19" w:after="0" w:line="259" w:lineRule="auto"/>
         <w:ind w:left="830" w:right="1509"/>
-        <w:rPr>
-          <w:rFonts w:ascii="Arial" w:hAnsi="Arial"/>
-        </w:rPr>
-      </w:pPr>
-      <w:r>
-        <w:rPr>
-          <w:rFonts w:ascii="Arial" w:hAnsi="Arial"/>
-        </w:rPr>
-        <w:t>Formação JavaScript – Fundamentos OneBitCode (2022)</w:t>
+        <w:jc w:val="left"/>
+        <w:rPr>
+          <w:rFonts w:ascii="Arial" w:hAnsi="Arial"/>
+        </w:rPr>
+      </w:pPr>
+      <w:r>
+        <w:rPr>
+          <w:rFonts w:ascii="Arial" w:hAnsi="Arial"/>
+        </w:rPr>
+        <w:t xml:space="preserve">Formação JavaScript – Fundamentos </w:t>
+      </w:r>
+      <w:r>
+        <w:rPr>
+          <w:rFonts w:ascii="Arial" w:hAnsi="Arial"/>
+        </w:rPr>
+        <w:t>OneBitCode</w:t>
+      </w:r>
+      <w:r>
+        <w:rPr>
+          <w:rFonts w:ascii="Arial" w:hAnsi="Arial"/>
+        </w:rPr>
+        <w:t xml:space="preserve"> (2022)</w:t>
       </w:r>
     </w:p>
     <w:p xmlns:wp14="http://schemas.microsoft.com/office/word/2010/wordml" wp14:textId="6EB18564">
@@ -1856,6 +2001,7 @@
         <w:pStyle w:val="BodyText"/>
         <w:spacing w:before="19" w:after="0" w:line="259" w:lineRule="auto"/>
         <w:ind w:left="830" w:right="1509"/>
+        <w:jc w:val="left"/>
         <w:rPr>
           <w:rFonts w:ascii="Arial" w:hAnsi="Arial"/>
         </w:rPr>
@@ -1919,6 +2065,7 @@
       <w:pPr>
         <w:pStyle w:val="Heading1"/>
         <w:spacing w:before="149" w:after="0"/>
+        <w:jc w:val="left"/>
         <w:rPr>
           <w:rFonts w:ascii="Arial" w:hAnsi="Arial"/>
         </w:rPr>
@@ -2151,6 +2298,7 @@
       <w:pPr>
         <w:pStyle w:val="BodyText"/>
         <w:spacing w:before="149" w:after="0"/>
+        <w:jc w:val="left"/>
         <w:rPr>
           <w:rFonts w:ascii="Arial" w:hAnsi="Arial"/>
           <w:sz w:val="22"/>
@@ -2162,21 +2310,18 @@
       <w:pPr>
         <w:pStyle w:val="BodyText"/>
         <w:spacing w:before="43" w:after="0"/>
+        <w:jc w:val="left"/>
         <w:rPr>
           <w:rFonts w:ascii="Arial" w:hAnsi="Arial"/>
           <w:sz w:val="22"/>
-        </w:rPr>
-      </w:pPr>
-      <w:r>
-        <w:rPr>
-          <w:rFonts w:ascii="Arial" w:hAnsi="Arial"/>
-          <w:sz w:val="22"/>
-        </w:rPr>
-      </w:r>
+          <w:szCs w:val="22"/>
+        </w:rPr>
+      </w:pPr>
     </w:p>
     <w:p xmlns:wp14="http://schemas.microsoft.com/office/word/2010/wordml" wp14:textId="77777777">
       <w:pPr>
         <w:pStyle w:val="Heading1"/>
+        <w:jc w:val="left"/>
         <w:rPr>
           <w:rFonts w:ascii="Arial" w:hAnsi="Arial"/>
         </w:rPr>
@@ -2194,16 +2339,18 @@
         <w:pStyle w:val="Normal"/>
         <w:spacing w:before="56" w:after="0"/>
         <w:ind w:left="450" w:right="0" w:hanging="0"/>
-        <w:jc w:val="both"/>
-        <w:rPr>
-          <w:rFonts w:ascii="Arial" w:hAnsi="Arial"/>
-        </w:rPr>
-      </w:pPr>
-      <w:r>
-        <w:rPr>
-          <w:rFonts w:ascii="Arial" w:hAnsi="Arial"/>
-          <w:b/>
-          <w:sz w:val="20"/>
+        <w:jc w:val="left"/>
+        <w:rPr>
+          <w:rFonts w:ascii="Arial" w:hAnsi="Arial"/>
+        </w:rPr>
+      </w:pPr>
+      <w:r>
+        <w:rPr>
+          <w:rFonts w:ascii="Arial" w:hAnsi="Arial"/>
+          <w:b w:val="1"/>
+          <w:bCs w:val="1"/>
+          <w:sz w:val="20"/>
+          <w:szCs w:val="20"/>
         </w:rPr>
         <w:t>Projeto</w:t>
       </w:r>
@@ -2211,6 +2358,7 @@
         <w:rPr>
           <w:rFonts w:ascii="Arial" w:hAnsi="Arial"/>
           <w:sz w:val="20"/>
+          <w:szCs w:val="20"/>
         </w:rPr>
         <w:t>:</w:t>
       </w:r>
@@ -2219,6 +2367,7 @@
           <w:rFonts w:ascii="Arial" w:hAnsi="Arial"/>
           <w:spacing w:val="-8"/>
           <w:sz w:val="20"/>
+          <w:szCs w:val="20"/>
         </w:rPr>
         <w:t xml:space="preserve"> </w:t>
       </w:r>
@@ -2227,6 +2376,7 @@
           <w:rFonts w:ascii="Arial" w:hAnsi="Arial"/>
           <w:spacing w:val="-2"/>
           <w:sz w:val="20"/>
+          <w:szCs w:val="20"/>
         </w:rPr>
         <w:t>ThreatLens</w:t>
       </w:r>
@@ -2244,7 +2394,7 @@
         </w:tabs>
         <w:spacing w:before="42" w:after="0" w:line="240" w:lineRule="auto"/>
         <w:ind w:left="825" w:right="155" w:hanging="361"/>
-        <w:jc w:val="both"/>
+        <w:jc w:val="left"/>
         <w:rPr>
           <w:rFonts w:ascii="Arial" w:hAnsi="Arial"/>
           <w:sz w:val="20"/>
@@ -2574,7 +2724,7 @@
         <w:bidi w:val="0"/>
         <w:spacing w:before="0" w:beforeAutospacing="off" w:after="0" w:afterAutospacing="off" w:line="240" w:lineRule="auto"/>
         <w:ind w:left="825" w:right="104" w:hanging="361"/>
-        <w:jc w:val="both"/>
+        <w:jc w:val="left"/>
         <w:rPr>
           <w:rFonts w:ascii="Arial" w:hAnsi="Arial"/>
           <w:sz w:val="20"/>
@@ -2714,6 +2864,7 @@
       <w:pPr>
         <w:pStyle w:val="BodyText"/>
         <w:spacing w:before="1" w:after="0"/>
+        <w:jc w:val="left"/>
         <w:rPr>
           <w:rFonts w:ascii="Arial" w:hAnsi="Arial"/>
         </w:rPr>
@@ -3235,15 +3386,11 @@
     <w:p xmlns:wp14="http://schemas.microsoft.com/office/word/2010/wordml" wp14:textId="77777777">
       <w:pPr>
         <w:pStyle w:val="BodyText"/>
-        <w:rPr>
-          <w:rFonts w:ascii="Arial" w:hAnsi="Arial"/>
-        </w:rPr>
-      </w:pPr>
-      <w:r>
-        <w:rPr>
-          <w:rFonts w:ascii="Arial" w:hAnsi="Arial"/>
-        </w:rPr>
-      </w:r>
+        <w:jc w:val="left"/>
+        <w:rPr>
+          <w:rFonts w:ascii="Arial" w:hAnsi="Arial"/>
+        </w:rPr>
+      </w:pPr>
     </w:p>
     <w:p xmlns:wp14="http://schemas.microsoft.com/office/word/2010/wordml" wp14:textId="77777777">
       <w:pPr>
@@ -3647,15 +3794,11 @@
       <w:pPr>
         <w:pStyle w:val="BodyText"/>
         <w:spacing w:before="2" w:after="0"/>
-        <w:rPr>
-          <w:rFonts w:ascii="Arial" w:hAnsi="Arial"/>
-        </w:rPr>
-      </w:pPr>
-      <w:r>
-        <w:rPr>
-          <w:rFonts w:ascii="Arial" w:hAnsi="Arial"/>
-        </w:rPr>
-      </w:r>
+        <w:jc w:val="left"/>
+        <w:rPr>
+          <w:rFonts w:ascii="Arial" w:hAnsi="Arial"/>
+        </w:rPr>
+      </w:pPr>
     </w:p>
     <w:p xmlns:wp14="http://schemas.microsoft.com/office/word/2010/wordml" wp14:textId="77777777">
       <w:pPr>
@@ -4257,19 +4400,16 @@
       <w:pPr>
         <w:pStyle w:val="BodyText"/>
         <w:spacing w:before="242" w:after="0"/>
-        <w:rPr>
-          <w:rFonts w:ascii="Arial" w:hAnsi="Arial"/>
-        </w:rPr>
-      </w:pPr>
-      <w:r>
-        <w:rPr>
-          <w:rFonts w:ascii="Arial" w:hAnsi="Arial"/>
-        </w:rPr>
-      </w:r>
+        <w:jc w:val="left"/>
+        <w:rPr>
+          <w:rFonts w:ascii="Arial" w:hAnsi="Arial"/>
+        </w:rPr>
+      </w:pPr>
     </w:p>
     <w:p xmlns:wp14="http://schemas.microsoft.com/office/word/2010/wordml" wp14:textId="77777777">
       <w:pPr>
         <w:pStyle w:val="Heading1"/>
+        <w:jc w:val="left"/>
         <w:rPr>
           <w:rFonts w:ascii="Arial" w:hAnsi="Arial"/>
         </w:rPr>
@@ -4287,6 +4427,7 @@
         <w:pStyle w:val="BodyText"/>
         <w:spacing w:before="54" w:after="0"/>
         <w:ind w:left="839" w:right="0"/>
+        <w:jc w:val="left"/>
         <w:rPr>
           <w:rFonts w:ascii="Arial" w:hAnsi="Arial"/>
         </w:rPr>
